--- a/sro-docs/sro/СФЕРА ИЗЫСКАТЕЛЕЙ/templates/01_Заявление.docx
+++ b/sro-docs/sro/СФЕРА ИЗЫСКАТЕЛЕЙ/templates/01_Заявление.docx
@@ -1351,7 +1351,7 @@
           <w:sz w:val="24"/>
           <w:szCs w:val="24"/>
         </w:rPr>
-        <w:t xml:space="preserve">{{actual_address}}</w:t>
+        <w:t xml:space="preserve">{{actual_address_street}}</w:t>
       </w:r>
       <w:r>
         <w:rPr>
@@ -1391,38 +1391,6 @@
         </w:rPr>
         <w:t xml:space="preserve">почтовый индекс, субъект Российской Федерации, район, город (населенный пункт), улица (проспект, переулок и др.) </w:t>
       </w:r>
-      <w:r>
-        <w:rPr>
-          <w:rFonts w:ascii="Times New Roman" w:hAnsi="Times New Roman"/>
-          <w:sz w:val="24"/>
-          <w:szCs w:val="24"/>
-        </w:rPr>
-        <w:t xml:space="preserve"/>
-      </w:r>
-      <w:r>
-        <w:rPr>
-          <w:rFonts w:ascii="Times New Roman" w:hAnsi="Times New Roman"/>
-          <w:sz w:val="24"/>
-          <w:szCs w:val="24"/>
-        </w:rPr>
-        <w:t xml:space="preserve"/>
-      </w:r>
-      <w:r>
-        <w:rPr>
-          <w:rFonts w:ascii="Times New Roman" w:hAnsi="Times New Roman"/>
-          <w:sz w:val="24"/>
-          <w:szCs w:val="24"/>
-        </w:rPr>
-        <w:t xml:space="preserve"/>
-      </w:r>
-      <w:r>
-        <w:rPr>
-          <w:rFonts w:ascii="Times New Roman" w:hAnsi="Times New Roman"/>
-          <w:sz w:val="24"/>
-          <w:szCs w:val="24"/>
-        </w:rPr>
-        <w:t xml:space="preserve"/>
-      </w:r>
     </w:p>
     <w:p>
       <w:pPr>
@@ -1442,6 +1410,51 @@
           <w:sz w:val="24"/>
           <w:szCs w:val="24"/>
         </w:rPr>
+        <w:t xml:space="preserve">{{actual_address_house}}</w:t>
+      </w:r>
+      <w:r>
+        <w:rPr>
+          <w:rFonts w:ascii="Times New Roman" w:hAnsi="Times New Roman"/>
+          <w:sz w:val="24"/>
+          <w:szCs w:val="24"/>
+        </w:rPr>
+        <w:t xml:space="preserve"/>
+      </w:r>
+      <w:r>
+        <w:rPr>
+          <w:rFonts w:ascii="Times New Roman" w:hAnsi="Times New Roman"/>
+          <w:sz w:val="24"/>
+          <w:szCs w:val="24"/>
+        </w:rPr>
+        <w:t xml:space="preserve"/>
+      </w:r>
+      <w:r>
+        <w:rPr>
+          <w:rFonts w:ascii="Times New Roman" w:hAnsi="Times New Roman"/>
+          <w:sz w:val="24"/>
+          <w:szCs w:val="24"/>
+        </w:rPr>
+        <w:t xml:space="preserve"/>
+      </w:r>
+    </w:p>
+    <w:p>
+      <w:pPr>
+        <w:spacing w:after="0" w:line="240" w:lineRule="atLeast"/>
+        <w:ind w:left="-567" w:firstLine="567"/>
+        <w:contextualSpacing/>
+        <w:jc w:val="both"/>
+        <w:rPr>
+          <w:rFonts w:ascii="Times New Roman" w:hAnsi="Times New Roman"/>
+          <w:sz w:val="24"/>
+          <w:szCs w:val="24"/>
+        </w:rPr>
+      </w:pPr>
+      <w:r>
+        <w:rPr>
+          <w:rFonts w:ascii="Times New Roman" w:hAnsi="Times New Roman"/>
+          <w:sz w:val="24"/>
+          <w:szCs w:val="24"/>
+        </w:rPr>
         <w:t>6. Адрес для отправки корреспонденции</w:t>
       </w:r>
     </w:p>
@@ -1463,7 +1476,7 @@
           <w:sz w:val="24"/>
           <w:szCs w:val="24"/>
         </w:rPr>
-        <w:t xml:space="preserve">{{postal_address}}</w:t>
+        <w:t xml:space="preserve">{{postal_address_street}}</w:t>
       </w:r>
       <w:r>
         <w:rPr>
@@ -1495,22 +1508,6 @@
         </w:rPr>
         <w:t xml:space="preserve">почтовый индекс, субъект Российской Федерации, район, город (населенный пункт), улица (проспект, переулок и др.) </w:t>
       </w:r>
-      <w:r>
-        <w:rPr>
-          <w:rFonts w:ascii="Times New Roman" w:hAnsi="Times New Roman"/>
-          <w:sz w:val="24"/>
-          <w:szCs w:val="24"/>
-        </w:rPr>
-        <w:t xml:space="preserve"/>
-      </w:r>
-      <w:r>
-        <w:rPr>
-          <w:rFonts w:ascii="Times New Roman" w:hAnsi="Times New Roman"/>
-          <w:sz w:val="24"/>
-          <w:szCs w:val="24"/>
-        </w:rPr>
-        <w:t xml:space="preserve"/>
-      </w:r>
     </w:p>
     <w:p>
       <w:pPr>
@@ -1522,7 +1519,6 @@
           <w:rFonts w:ascii="Times New Roman" w:hAnsi="Times New Roman"/>
           <w:sz w:val="24"/>
           <w:szCs w:val="24"/>
-          <w:vertAlign w:val="superscript"/>
         </w:rPr>
       </w:pPr>
       <w:r>
@@ -1530,9 +1526,16 @@
           <w:rFonts w:ascii="Times New Roman" w:hAnsi="Times New Roman"/>
           <w:sz w:val="24"/>
           <w:szCs w:val="24"/>
-          <w:vertAlign w:val="superscript"/>
-        </w:rPr>
-        <w:t>и номер дома (владения), корпуса (строения) и офиса</w:t>
+        </w:rPr>
+        <w:t xml:space="preserve">{{postal_address_house}}</w:t>
+      </w:r>
+      <w:r>
+        <w:rPr>
+          <w:rFonts w:ascii="Times New Roman" w:hAnsi="Times New Roman"/>
+          <w:sz w:val="24"/>
+          <w:szCs w:val="24"/>
+        </w:rPr>
+        <w:t xml:space="preserve"/>
       </w:r>
     </w:p>
     <w:p>
@@ -1545,6 +1548,29 @@
           <w:rFonts w:ascii="Times New Roman" w:hAnsi="Times New Roman"/>
           <w:sz w:val="24"/>
           <w:szCs w:val="24"/>
+          <w:vertAlign w:val="superscript"/>
+        </w:rPr>
+      </w:pPr>
+      <w:r>
+        <w:rPr>
+          <w:rFonts w:ascii="Times New Roman" w:hAnsi="Times New Roman"/>
+          <w:sz w:val="24"/>
+          <w:szCs w:val="24"/>
+          <w:vertAlign w:val="superscript"/>
+        </w:rPr>
+        <w:t>и номер дома (владения), корпуса (строения) и офиса</w:t>
+      </w:r>
+    </w:p>
+    <w:p>
+      <w:pPr>
+        <w:spacing w:after="0" w:line="240" w:lineRule="atLeast"/>
+        <w:ind w:left="-567" w:firstLine="567"/>
+        <w:contextualSpacing/>
+        <w:jc w:val="both"/>
+        <w:rPr>
+          <w:rFonts w:ascii="Times New Roman" w:hAnsi="Times New Roman"/>
+          <w:sz w:val="24"/>
+          <w:szCs w:val="24"/>
         </w:rPr>
       </w:pPr>
       <w:r>
@@ -1694,6 +1720,18 @@
         </w:rPr>
         <w:t xml:space="preserve"> </w:t>
       </w:r>
+    </w:p>
+    <w:p>
+      <w:pPr>
+        <w:spacing w:after="0" w:line="240" w:lineRule="atLeast"/>
+        <w:ind w:left="-567" w:firstLine="567"/>
+        <w:contextualSpacing/>
+        <w:rPr>
+          <w:rFonts w:ascii="Times New Roman" w:hAnsi="Times New Roman"/>
+          <w:sz w:val="24"/>
+          <w:szCs w:val="24"/>
+        </w:rPr>
+      </w:pPr>
       <w:r>
         <w:rPr>
           <w:rFonts w:ascii="Times New Roman" w:hAnsi="Times New Roman"/>
@@ -1815,6 +1853,29 @@
           <w:vertAlign w:val="superscript"/>
         </w:rPr>
         <w:t>контактного лица</w:t>
+      </w:r>
+    </w:p>
+    <w:p>
+      <w:pPr>
+        <w:pBdr>
+          <w:bottom w:val="single" w:sz="12" w:space="1" w:color="auto"/>
+        </w:pBdr>
+        <w:spacing w:after="0" w:line="240" w:lineRule="atLeast"/>
+        <w:ind w:left="-567" w:firstLine="567"/>
+        <w:contextualSpacing/>
+        <w:rPr>
+          <w:rFonts w:ascii="Times New Roman" w:hAnsi="Times New Roman"/>
+          <w:sz w:val="24"/>
+          <w:szCs w:val="24"/>
+        </w:rPr>
+      </w:pPr>
+      <w:r>
+        <w:rPr>
+          <w:rFonts w:ascii="Times New Roman" w:hAnsi="Times New Roman"/>
+          <w:sz w:val="24"/>
+          <w:szCs w:val="24"/>
+        </w:rPr>
+        <w:t xml:space="preserve">{{company_contact_line}}</w:t>
       </w:r>
     </w:p>
     <w:p>
@@ -4129,39 +4190,42 @@
           <w:sz w:val="24"/>
           <w:szCs w:val="24"/>
         </w:rPr>
-        <w:t xml:space="preserve">Подпись уполномоченного лица организации/{{director_short_name}}/</w:t>
-      </w:r>
-      <w:r>
-        <w:rPr>
-          <w:rFonts w:ascii="Times New Roman" w:hAnsi="Times New Roman"/>
-          <w:sz w:val="24"/>
-          <w:szCs w:val="24"/>
-        </w:rPr>
+        <w:t xml:space="preserve">Подпись уполномоченного лица организации</w:t>
+        <w:tab/>
         <w:t xml:space="preserve"/>
-      </w:r>
-      <w:r>
-        <w:rPr>
-          <w:rFonts w:ascii="Times New Roman" w:hAnsi="Times New Roman"/>
-          <w:sz w:val="24"/>
-          <w:szCs w:val="24"/>
-        </w:rPr>
         <w:tab/>
-      </w:r>
-      <w:r>
-        <w:rPr>
-          <w:rFonts w:ascii="Times New Roman" w:hAnsi="Times New Roman"/>
-          <w:sz w:val="24"/>
-          <w:szCs w:val="24"/>
-        </w:rPr>
+        <w:t xml:space="preserve"/>
         <w:tab/>
-      </w:r>
-      <w:r>
-        <w:rPr>
-          <w:rFonts w:ascii="Times New Roman" w:hAnsi="Times New Roman"/>
-          <w:sz w:val="24"/>
-          <w:szCs w:val="24"/>
-        </w:rPr>
-        <w:tab/>
+        <w:t xml:space="preserve">/{{director_short_name}}/</w:t>
+      </w:r>
+      <w:r>
+        <w:rPr>
+          <w:rFonts w:ascii="Times New Roman" w:hAnsi="Times New Roman"/>
+          <w:sz w:val="24"/>
+          <w:szCs w:val="24"/>
+        </w:rPr>
+        <w:t xml:space="preserve"/>
+      </w:r>
+      <w:r>
+        <w:rPr>
+          <w:rFonts w:ascii="Times New Roman" w:hAnsi="Times New Roman"/>
+          <w:sz w:val="24"/>
+          <w:szCs w:val="24"/>
+        </w:rPr>
+      </w:r>
+      <w:r>
+        <w:rPr>
+          <w:rFonts w:ascii="Times New Roman" w:hAnsi="Times New Roman"/>
+          <w:sz w:val="24"/>
+          <w:szCs w:val="24"/>
+        </w:rPr>
+      </w:r>
+      <w:r>
+        <w:rPr>
+          <w:rFonts w:ascii="Times New Roman" w:hAnsi="Times New Roman"/>
+          <w:sz w:val="24"/>
+          <w:szCs w:val="24"/>
+        </w:rPr>
         <w:t xml:space="preserve"/>
       </w:r>
       <w:r>

--- a/sro-docs/sro/СФЕРА ИЗЫСКАТЕЛЕЙ/templates/01_Заявление.docx
+++ b/sro-docs/sro/СФЕРА ИЗЫСКАТЕЛЕЙ/templates/01_Заявление.docx
@@ -1210,7 +1210,7 @@
           <w:sz w:val="24"/>
           <w:szCs w:val="24"/>
         </w:rPr>
-        <w:t xml:space="preserve">{{legal_address_street}}</w:t>
+        <w:t xml:space="preserve">{{legal_address}}</w:t>
       </w:r>
       <w:r>
         <w:rPr>
@@ -1262,7 +1262,7 @@
           <w:sz w:val="24"/>
           <w:szCs w:val="24"/>
         </w:rPr>
-        <w:t xml:space="preserve">{{legal_address_house}}</w:t>
+        <w:t xml:space="preserve"/>
       </w:r>
       <w:r>
         <w:rPr>
@@ -1351,7 +1351,7 @@
           <w:sz w:val="24"/>
           <w:szCs w:val="24"/>
         </w:rPr>
-        <w:t xml:space="preserve">{{actual_address_street}}</w:t>
+        <w:t xml:space="preserve">{{actual_address}}</w:t>
       </w:r>
       <w:r>
         <w:rPr>
@@ -1391,6 +1391,38 @@
         </w:rPr>
         <w:t xml:space="preserve">почтовый индекс, субъект Российской Федерации, район, город (населенный пункт), улица (проспект, переулок и др.) </w:t>
       </w:r>
+      <w:r>
+        <w:rPr>
+          <w:rFonts w:ascii="Times New Roman" w:hAnsi="Times New Roman"/>
+          <w:sz w:val="24"/>
+          <w:szCs w:val="24"/>
+        </w:rPr>
+        <w:t xml:space="preserve"/>
+      </w:r>
+      <w:r>
+        <w:rPr>
+          <w:rFonts w:ascii="Times New Roman" w:hAnsi="Times New Roman"/>
+          <w:sz w:val="24"/>
+          <w:szCs w:val="24"/>
+        </w:rPr>
+        <w:t xml:space="preserve"/>
+      </w:r>
+      <w:r>
+        <w:rPr>
+          <w:rFonts w:ascii="Times New Roman" w:hAnsi="Times New Roman"/>
+          <w:sz w:val="24"/>
+          <w:szCs w:val="24"/>
+        </w:rPr>
+        <w:t xml:space="preserve"/>
+      </w:r>
+      <w:r>
+        <w:rPr>
+          <w:rFonts w:ascii="Times New Roman" w:hAnsi="Times New Roman"/>
+          <w:sz w:val="24"/>
+          <w:szCs w:val="24"/>
+        </w:rPr>
+        <w:t xml:space="preserve"/>
+      </w:r>
     </w:p>
     <w:p>
       <w:pPr>
@@ -1410,23 +1442,28 @@
           <w:sz w:val="24"/>
           <w:szCs w:val="24"/>
         </w:rPr>
-        <w:t xml:space="preserve">{{actual_address_house}}</w:t>
-      </w:r>
-      <w:r>
-        <w:rPr>
-          <w:rFonts w:ascii="Times New Roman" w:hAnsi="Times New Roman"/>
-          <w:sz w:val="24"/>
-          <w:szCs w:val="24"/>
-        </w:rPr>
-        <w:t xml:space="preserve"/>
-      </w:r>
-      <w:r>
-        <w:rPr>
-          <w:rFonts w:ascii="Times New Roman" w:hAnsi="Times New Roman"/>
-          <w:sz w:val="24"/>
-          <w:szCs w:val="24"/>
-        </w:rPr>
-        <w:t xml:space="preserve"/>
+        <w:t>6. Адрес для отправки корреспонденции</w:t>
+      </w:r>
+    </w:p>
+    <w:p>
+      <w:pPr>
+        <w:spacing w:after="0" w:line="240" w:lineRule="atLeast"/>
+        <w:ind w:left="-567"/>
+        <w:contextualSpacing/>
+        <w:jc w:val="both"/>
+        <w:rPr>
+          <w:rFonts w:ascii="Times New Roman" w:hAnsi="Times New Roman"/>
+          <w:sz w:val="24"/>
+          <w:szCs w:val="24"/>
+        </w:rPr>
+      </w:pPr>
+      <w:r>
+        <w:rPr>
+          <w:rFonts w:ascii="Times New Roman" w:hAnsi="Times New Roman"/>
+          <w:sz w:val="24"/>
+          <w:szCs w:val="24"/>
+        </w:rPr>
+        <w:t xml:space="preserve">{{postal_address}}</w:t>
       </w:r>
       <w:r>
         <w:rPr>
@@ -1454,29 +1491,17 @@
           <w:rFonts w:ascii="Times New Roman" w:hAnsi="Times New Roman"/>
           <w:sz w:val="24"/>
           <w:szCs w:val="24"/>
-        </w:rPr>
-        <w:t>6. Адрес для отправки корреспонденции</w:t>
-      </w:r>
-    </w:p>
-    <w:p>
-      <w:pPr>
-        <w:spacing w:after="0" w:line="240" w:lineRule="atLeast"/>
-        <w:ind w:left="-567"/>
-        <w:contextualSpacing/>
-        <w:jc w:val="both"/>
-        <w:rPr>
-          <w:rFonts w:ascii="Times New Roman" w:hAnsi="Times New Roman"/>
-          <w:sz w:val="24"/>
-          <w:szCs w:val="24"/>
-        </w:rPr>
-      </w:pPr>
-      <w:r>
-        <w:rPr>
-          <w:rFonts w:ascii="Times New Roman" w:hAnsi="Times New Roman"/>
-          <w:sz w:val="24"/>
-          <w:szCs w:val="24"/>
-        </w:rPr>
-        <w:t xml:space="preserve">{{postal_address_street}}</w:t>
+          <w:vertAlign w:val="superscript"/>
+        </w:rPr>
+        <w:t xml:space="preserve">почтовый индекс, субъект Российской Федерации, район, город (населенный пункт), улица (проспект, переулок и др.) </w:t>
+      </w:r>
+      <w:r>
+        <w:rPr>
+          <w:rFonts w:ascii="Times New Roman" w:hAnsi="Times New Roman"/>
+          <w:sz w:val="24"/>
+          <w:szCs w:val="24"/>
+        </w:rPr>
+        <w:t xml:space="preserve"/>
       </w:r>
       <w:r>
         <w:rPr>
@@ -1497,6 +1522,7 @@
           <w:rFonts w:ascii="Times New Roman" w:hAnsi="Times New Roman"/>
           <w:sz w:val="24"/>
           <w:szCs w:val="24"/>
+          <w:vertAlign w:val="superscript"/>
         </w:rPr>
       </w:pPr>
       <w:r>
@@ -1506,7 +1532,7 @@
           <w:szCs w:val="24"/>
           <w:vertAlign w:val="superscript"/>
         </w:rPr>
-        <w:t xml:space="preserve">почтовый индекс, субъект Российской Федерации, район, город (населенный пункт), улица (проспект, переулок и др.) </w:t>
+        <w:t>и номер дома (владения), корпуса (строения) и офиса</w:t>
       </w:r>
     </w:p>
     <w:p>
@@ -1527,7 +1553,35 @@
           <w:sz w:val="24"/>
           <w:szCs w:val="24"/>
         </w:rPr>
-        <w:t xml:space="preserve">{{postal_address_house}}</w:t>
+        <w:t>7. Контактные данные:</w:t>
+      </w:r>
+    </w:p>
+    <w:p>
+      <w:pPr>
+        <w:spacing w:after="0" w:line="240" w:lineRule="atLeast"/>
+        <w:ind w:left="-567"/>
+        <w:contextualSpacing/>
+        <w:rPr>
+          <w:rFonts w:ascii="Times New Roman" w:hAnsi="Times New Roman"/>
+          <w:sz w:val="24"/>
+          <w:szCs w:val="24"/>
+        </w:rPr>
+      </w:pPr>
+      <w:r>
+        <w:rPr>
+          <w:rFonts w:ascii="Times New Roman" w:hAnsi="Times New Roman"/>
+          <w:sz w:val="24"/>
+          <w:szCs w:val="24"/>
+        </w:rPr>
+        <w:t xml:space="preserve">{{director_contact_line}}</w:t>
+      </w:r>
+      <w:r>
+        <w:rPr>
+          <w:rFonts w:ascii="Times New Roman" w:hAnsi="Times New Roman"/>
+          <w:sz w:val="24"/>
+          <w:szCs w:val="24"/>
+        </w:rPr>
+        <w:t xml:space="preserve"/>
       </w:r>
       <w:r>
         <w:rPr>
@@ -1543,86 +1597,6 @@
         <w:spacing w:after="0" w:line="240" w:lineRule="atLeast"/>
         <w:ind w:left="-567" w:firstLine="567"/>
         <w:contextualSpacing/>
-        <w:jc w:val="both"/>
-        <w:rPr>
-          <w:rFonts w:ascii="Times New Roman" w:hAnsi="Times New Roman"/>
-          <w:sz w:val="24"/>
-          <w:szCs w:val="24"/>
-          <w:vertAlign w:val="superscript"/>
-        </w:rPr>
-      </w:pPr>
-      <w:r>
-        <w:rPr>
-          <w:rFonts w:ascii="Times New Roman" w:hAnsi="Times New Roman"/>
-          <w:sz w:val="24"/>
-          <w:szCs w:val="24"/>
-          <w:vertAlign w:val="superscript"/>
-        </w:rPr>
-        <w:t>и номер дома (владения), корпуса (строения) и офиса</w:t>
-      </w:r>
-    </w:p>
-    <w:p>
-      <w:pPr>
-        <w:spacing w:after="0" w:line="240" w:lineRule="atLeast"/>
-        <w:ind w:left="-567" w:firstLine="567"/>
-        <w:contextualSpacing/>
-        <w:jc w:val="both"/>
-        <w:rPr>
-          <w:rFonts w:ascii="Times New Roman" w:hAnsi="Times New Roman"/>
-          <w:sz w:val="24"/>
-          <w:szCs w:val="24"/>
-        </w:rPr>
-      </w:pPr>
-      <w:r>
-        <w:rPr>
-          <w:rFonts w:ascii="Times New Roman" w:hAnsi="Times New Roman"/>
-          <w:sz w:val="24"/>
-          <w:szCs w:val="24"/>
-        </w:rPr>
-        <w:t>7. Контактные данные:</w:t>
-      </w:r>
-    </w:p>
-    <w:p>
-      <w:pPr>
-        <w:spacing w:after="0" w:line="240" w:lineRule="atLeast"/>
-        <w:ind w:left="-567"/>
-        <w:contextualSpacing/>
-        <w:rPr>
-          <w:rFonts w:ascii="Times New Roman" w:hAnsi="Times New Roman"/>
-          <w:sz w:val="24"/>
-          <w:szCs w:val="24"/>
-        </w:rPr>
-      </w:pPr>
-      <w:r>
-        <w:rPr>
-          <w:rFonts w:ascii="Times New Roman" w:hAnsi="Times New Roman"/>
-          <w:sz w:val="24"/>
-          <w:szCs w:val="24"/>
-        </w:rPr>
-        <w:t xml:space="preserve">{{director_contact_line}}</w:t>
-      </w:r>
-      <w:r>
-        <w:rPr>
-          <w:rFonts w:ascii="Times New Roman" w:hAnsi="Times New Roman"/>
-          <w:sz w:val="24"/>
-          <w:szCs w:val="24"/>
-        </w:rPr>
-        <w:t xml:space="preserve"/>
-      </w:r>
-      <w:r>
-        <w:rPr>
-          <w:rFonts w:ascii="Times New Roman" w:hAnsi="Times New Roman"/>
-          <w:sz w:val="24"/>
-          <w:szCs w:val="24"/>
-        </w:rPr>
-        <w:t xml:space="preserve"/>
-      </w:r>
-    </w:p>
-    <w:p>
-      <w:pPr>
-        <w:spacing w:after="0" w:line="240" w:lineRule="atLeast"/>
-        <w:ind w:left="-567" w:firstLine="567"/>
-        <w:contextualSpacing/>
         <w:rPr>
           <w:rFonts w:ascii="Times New Roman" w:hAnsi="Times New Roman"/>
           <w:sz w:val="24"/>
@@ -1720,25 +1694,13 @@
         </w:rPr>
         <w:t xml:space="preserve"> </w:t>
       </w:r>
-    </w:p>
-    <w:p>
-      <w:pPr>
-        <w:spacing w:after="0" w:line="240" w:lineRule="atLeast"/>
-        <w:ind w:left="-567" w:firstLine="567"/>
-        <w:contextualSpacing/>
-        <w:rPr>
-          <w:rFonts w:ascii="Times New Roman" w:hAnsi="Times New Roman"/>
-          <w:sz w:val="24"/>
-          <w:szCs w:val="24"/>
-        </w:rPr>
-      </w:pPr>
-      <w:r>
-        <w:rPr>
-          <w:rFonts w:ascii="Times New Roman" w:hAnsi="Times New Roman"/>
-          <w:sz w:val="24"/>
-          <w:szCs w:val="24"/>
-        </w:rPr>
-        <w:t xml:space="preserve">{{director_contact_line}}</w:t>
+      <w:r>
+        <w:rPr>
+          <w:rFonts w:ascii="Times New Roman" w:hAnsi="Times New Roman"/>
+          <w:sz w:val="24"/>
+          <w:szCs w:val="24"/>
+        </w:rPr>
+        <w:t xml:space="preserve"/>
       </w:r>
       <w:r>
         <w:rPr>
@@ -1853,29 +1815,6 @@
           <w:vertAlign w:val="superscript"/>
         </w:rPr>
         <w:t>контактного лица</w:t>
-      </w:r>
-    </w:p>
-    <w:p>
-      <w:pPr>
-        <w:pBdr>
-          <w:bottom w:val="single" w:sz="12" w:space="1" w:color="auto"/>
-        </w:pBdr>
-        <w:spacing w:after="0" w:line="240" w:lineRule="atLeast"/>
-        <w:ind w:left="-567" w:firstLine="567"/>
-        <w:contextualSpacing/>
-        <w:rPr>
-          <w:rFonts w:ascii="Times New Roman" w:hAnsi="Times New Roman"/>
-          <w:sz w:val="24"/>
-          <w:szCs w:val="24"/>
-        </w:rPr>
-      </w:pPr>
-      <w:r>
-        <w:rPr>
-          <w:rFonts w:ascii="Times New Roman" w:hAnsi="Times New Roman"/>
-          <w:sz w:val="24"/>
-          <w:szCs w:val="24"/>
-        </w:rPr>
-        <w:t xml:space="preserve">{{company_contact_line}}</w:t>
       </w:r>
     </w:p>
     <w:p>
